--- a/ShifaScribe_Week2_Report_v2.docx
+++ b/ShifaScribe_Week2_Report_v2.docx
@@ -239,7 +239,7 @@
                 <w:color w:val="0F172A"/>
                 <w:sz w:val="21"/>
               </w:rPr>
-              <w:t>Current Status:</w:t>
+              <w:t>Verification Status:</w:t>
             </w:r>
           </w:p>
         </w:tc>
@@ -256,7 +256,7 @@
                 <w:color w:val="1E293B"/>
                 <w:sz w:val="21"/>
               </w:rPr>
-              <w:t>Days 6, 7 &amp; 8 Complete • Active Development</w:t>
+              <w:t>Days 6, 7 &amp; 8 Tested &amp; Verified (100% Passed)</w:t>
             </w:r>
           </w:p>
         </w:tc>
@@ -351,7 +351,7 @@
           <w:color w:val="1E293B"/>
           <w:sz w:val="21"/>
         </w:rPr>
-        <w:t>Week 2 Progress: Days 6, 7 &amp; 8 are 100% complete. Day 6 initialized local OpenAI Whisper-Small speech recognition. Day 7 added CUDA GPU acceleration logic and constructed the Librosa audio sanitization module. Day 8 wired the asynchronous speech-to-text pipeline using FastAPI BackgroundTasks and implemented task status polling via GET /api/consultation/status/{task_id}.</w:t>
+        <w:t>Week 2 Progress: Days 6, 7 &amp; 8 are 100% complete and verified. Day 6 initialized local OpenAI Whisper-Small speech recognition. Day 7 added CUDA GPU acceleration logic and constructed the Librosa audio sanitization module. Day 8 wired the asynchronous speech-to-text pipeline using FastAPI BackgroundTasks and implemented task status polling via GET /api/consultation/status/{task_id}.</w:t>
       </w:r>
     </w:p>
     <w:p>
